--- a/profile/cv/generated/Saif_ur_Rehman_CV_data_scraping.docx
+++ b/profile/cv/generated/Saif_ur_Rehman_CV_data_scraping.docx
@@ -28,7 +28,7 @@
           <w:color w:val="333333"/>
           <w:sz w:val="23"/>
         </w:rPr>
-        <w:t>Full Stack Developer - React / React Native / Flutter / Node.js</w:t>
+        <w:t>Full Stack Developer - Angular / React / Next.js / Flutter</w:t>
       </w:r>
     </w:p>
     <w:p>
@@ -86,7 +86,7 @@
           <w:i w:val="0"/>
           <w:sz w:val="21"/>
         </w:rPr>
-        <w:t>Full Stack Developer with 4+ years of experience including large-scale data extraction and structuring - building Python scraping pipelines that ingest and normalise millions of listings from third-party sources into searchable, filterable product data. Comfortable owning the full path from crawler to API to UI.</w:t>
+        <w:t>Full Stack Developer with 4+ years including large-scale data extraction and structuring - Python pipelines that ingest and normalise millions of property listings from third-party sources into searchable data, and live feed integrations from major real-estate portals. Comfortable owning the full path from crawler to API to UI.</w:t>
       </w:r>
     </w:p>
     <w:p>
@@ -139,7 +139,7 @@
         <w:rPr>
           <w:sz w:val="21"/>
         </w:rPr>
-        <w:t>React, Next.js, React Native, Flutter, Angular, Ionic, Redux, Tailwind CSS, PrimeNG, Framer Motion</w:t>
+        <w:t>Angular, React, Next.js, Ionic, React Native, Flutter, TypeScript, RxJS, NgRx Signals, Redux, Tailwind CSS, Angular Material, PrimeNG</w:t>
       </w:r>
     </w:p>
     <w:p>
@@ -241,13 +241,13 @@
           <w:b/>
           <w:sz w:val="21"/>
         </w:rPr>
-        <w:t xml:space="preserve">Practices: </w:t>
+        <w:t xml:space="preserve">Mobile: </w:t>
       </w:r>
       <w:r>
         <w:rPr>
           <w:sz w:val="21"/>
         </w:rPr>
-        <w:t>Agile / Scrum, Code review, Unit &amp; integration testing, Git flow, Technical documentation, Client communication</w:t>
+        <w:t>Flutter, Dart, Riverpod, React Native, Capacitor, iOS, Android</w:t>
       </w:r>
     </w:p>
     <w:p>
@@ -259,13 +259,31 @@
           <w:b/>
           <w:sz w:val="21"/>
         </w:rPr>
-        <w:t xml:space="preserve">Tools: </w:t>
+        <w:t xml:space="preserve">Domain: </w:t>
       </w:r>
       <w:r>
         <w:rPr>
           <w:sz w:val="21"/>
         </w:rPr>
-        <w:t>Git, GitHub, Bitbucket, Jira, Figma, ESLint, SonarQube, Postman, Android Studio, Xcode</w:t>
+        <w:t>Healthcare / practice management, Clinical documentation, Statutory health-insurance billing, Appointment scheduling, Multi-tenant architecture, Offline-first &amp; conflict resolution, GDPR</w:t>
+      </w:r>
+    </w:p>
+    <w:p>
+      <w:pPr>
+        <w:spacing w:after="30"/>
+      </w:pPr>
+      <w:r>
+        <w:rPr>
+          <w:b/>
+          <w:sz w:val="21"/>
+        </w:rPr>
+        <w:t xml:space="preserve">Practices &amp; Tools: </w:t>
+      </w:r>
+      <w:r>
+        <w:rPr>
+          <w:sz w:val="21"/>
+        </w:rPr>
+        <w:t>Agile / Scrum, Code review, Playwright end-to-end testing, Unit &amp; integration testing, i18n (DE/EN), Versioned internal libraries, Trunk-based Git, Technical documentation, Client communication, Git, GitHub, Bitbucket, Jira, Figma, ESLint, SonarQube, Postman, Android Studio, Xcode</w:t>
       </w:r>
     </w:p>
     <w:p>
@@ -295,7 +313,7 @@
           <w:i w:val="0"/>
           <w:sz w:val="22"/>
         </w:rPr>
-        <w:t>Full Stack Developer</w:t>
+        <w:t>Full Stack Developer - Lead Frontend, Ludwig Practice Suite</w:t>
       </w:r>
     </w:p>
     <w:p>
@@ -321,7 +339,7 @@
         <w:rPr>
           <w:sz w:val="21"/>
         </w:rPr>
-        <w:t>•  Build and ship production web and mobile applications for European clients, owning features end to end from requirements through deployment.</w:t>
+        <w:t>•  Lead developer on the practice dashboard of Ludwig, a medical practice-management suite for physiotherapy and doctors' practices in Germany and Austria - 1,140 of 1,553 commits over 14 months on a 14-contributor, nine-application product.</w:t>
       </w:r>
     </w:p>
     <w:p>
@@ -333,7 +351,7 @@
         <w:rPr>
           <w:sz w:val="21"/>
         </w:rPr>
-        <w:t>•  Develop and deploy backend services and REST APIs in Node.js and NestJS, containerised with Docker and released through CI/CD pipelines.</w:t>
+        <w:t>•  Built clinical documentation to the conventions Austrian and German practices are legally obliged to keep - patient history, diagnosis, examination findings and therapy progress - with an anatomical body chart stored as structured data so a chart drawn in the Flutter app opens in the Angular dashboard.</w:t>
       </w:r>
     </w:p>
     <w:p>
@@ -345,7 +363,7 @@
         <w:rPr>
           <w:sz w:val="21"/>
         </w:rPr>
-        <w:t>•  Integrate third-party platforms and payment providers, and design the data models and API contracts that front-end and mobile clients consume.</w:t>
+        <w:t>•  Delivered statutory health-insurance invoicing: tariff-priced position lines, gap-free per-company invoice number ranges, customer-supplied layouts rebuilt as a data-driven template library, and PDF export with SEPA payment QR codes.</w:t>
       </w:r>
     </w:p>
     <w:p>
@@ -357,7 +375,31 @@
         <w:rPr>
           <w:sz w:val="21"/>
         </w:rPr>
-        <w:t>•  Work in an Agile team with code review, technical documentation and direct client communication on requirements and delivery.</w:t>
+        <w:t>•  Implemented multi-tenancy on two axes - one deployment serving many practices, and practice groups partitioning patients, invoicing, number ranges and outbound mail across sub-companies.</w:t>
+      </w:r>
+    </w:p>
+    <w:p>
+      <w:pPr>
+        <w:spacing w:after="30"/>
+        <w:ind w:left="317" w:hanging="202"/>
+      </w:pPr>
+      <w:r>
+        <w:rPr>
+          <w:sz w:val="21"/>
+        </w:rPr>
+        <w:t>•  Built offline-first practice work with two-way synchronisation and a conflict-review screen, so practitioners keep working in the field without overwriting colleagues' changes.</w:t>
+      </w:r>
+    </w:p>
+    <w:p>
+      <w:pPr>
+        <w:spacing w:after="30"/>
+        <w:ind w:left="317" w:hanging="202"/>
+      </w:pPr>
+      <w:r>
+        <w:rPr>
+          <w:sz w:val="21"/>
+        </w:rPr>
+        <w:t>•  Shipped a configuration-driven patient booking wizard in Next.js 16 and React 19 - per-practice theming, one-time-code email login, appointment and course booking with waiting lists, embeddable in a practice's own website.</w:t>
       </w:r>
     </w:p>
     <w:p>
@@ -371,7 +413,7 @@
           <w:color w:val="444444"/>
           <w:sz w:val="19"/>
         </w:rPr>
-        <w:t>Stack: React, Next.js, React Native, Node.js, NestJS, TypeScript, PostgreSQL, MongoDB, Docker, AWS</w:t>
+        <w:t>Stack: Angular 19, Ionic 8, TypeScript, Next.js 16, React 19, Flutter, Dart, Riverpod, RxJS, NgRx Signals, Tailwind CSS, Playwright</w:t>
       </w:r>
     </w:p>
     <w:p>
@@ -511,19 +553,7 @@
         <w:rPr>
           <w:sz w:val="21"/>
         </w:rPr>
-        <w:t>•  Built responsive user interfaces and integrated payment and geolocation APIs into client web applications.</w:t>
-      </w:r>
-    </w:p>
-    <w:p>
-      <w:pPr>
-        <w:spacing w:after="30"/>
-        <w:ind w:left="317" w:hanging="202"/>
-      </w:pPr>
-      <w:r>
-        <w:rPr>
-          <w:sz w:val="21"/>
-        </w:rPr>
-        <w:t>•  Supported backend development and manual testing across the release cycle.</w:t>
+        <w:t>•  Built responsive interfaces and integrated payment and geolocation APIs into client web applications, with backend support and manual testing.</w:t>
       </w:r>
     </w:p>
     <w:p>
@@ -555,6 +585,57 @@
           <w:sz w:val="22"/>
         </w:rPr>
         <w:t>SELECTED PROJECTS</w:t>
+      </w:r>
+    </w:p>
+    <w:p>
+      <w:pPr>
+        <w:spacing w:before="100" w:after="0"/>
+      </w:pPr>
+      <w:r>
+        <w:rPr>
+          <w:b/>
+          <w:i w:val="0"/>
+          <w:sz w:val="21"/>
+        </w:rPr>
+        <w:t>Ludwig Practice Suite - Medical Practice Software (Germany / Austria)</w:t>
+      </w:r>
+    </w:p>
+    <w:p>
+      <w:pPr>
+        <w:spacing w:before="0" w:after="40"/>
+      </w:pPr>
+      <w:r>
+        <w:rPr>
+          <w:b w:val="0"/>
+          <w:i/>
+          <w:color w:val="444444"/>
+          <w:sz w:val="19"/>
+        </w:rPr>
+        <w:t>Angular, Ionic, TypeScript, Next.js, React, Flutter, Dart, Riverpod, RxJS, Tailwind CSS, Playwright, PDF generation</w:t>
+      </w:r>
+    </w:p>
+    <w:p>
+      <w:pPr>
+        <w:spacing w:after="30"/>
+        <w:ind w:left="317" w:hanging="202"/>
+      </w:pPr>
+      <w:r>
+        <w:rPr>
+          <w:sz w:val="21"/>
+        </w:rPr>
+        <w:t>•  Lead contributor to the practice dashboard - calendar, patients, clinical documentation, invoicing, courses, insurance tariffs and staff across roughly 40 feature areas in Angular 19 and Ionic 8.</w:t>
+      </w:r>
+    </w:p>
+    <w:p>
+      <w:pPr>
+        <w:spacing w:after="30"/>
+        <w:ind w:left="317" w:hanging="202"/>
+      </w:pPr>
+      <w:r>
+        <w:rPr>
+          <w:sz w:val="21"/>
+        </w:rPr>
+        <w:t>•  Built appointment scheduling against real constraints: recurring series, practitioner and room resources, absences, waiting lists, free-slot computation and overlapping-appointment layout, with per-week incremental loading.</w:t>
       </w:r>
     </w:p>
     <w:p>
@@ -657,108 +738,6 @@
           <w:sz w:val="21"/>
         </w:rPr>
         <w:t>•  Implemented real-time one-to-one and group chat so buyers and sellers negotiate inside the platform.</w:t>
-      </w:r>
-    </w:p>
-    <w:p>
-      <w:pPr>
-        <w:spacing w:before="100" w:after="0"/>
-      </w:pPr>
-      <w:r>
-        <w:rPr>
-          <w:b/>
-          <w:i w:val="0"/>
-          <w:sz w:val="21"/>
-        </w:rPr>
-        <w:t>SandSeekers - Dubai Real Estate Platform</w:t>
-      </w:r>
-    </w:p>
-    <w:p>
-      <w:pPr>
-        <w:spacing w:before="0" w:after="40"/>
-      </w:pPr>
-      <w:r>
-        <w:rPr>
-          <w:b w:val="0"/>
-          <w:i/>
-          <w:color w:val="444444"/>
-          <w:sz w:val="19"/>
-        </w:rPr>
-        <w:t>Next.js, Node.js, MongoDB, Data Integrations</w:t>
-      </w:r>
-    </w:p>
-    <w:p>
-      <w:pPr>
-        <w:spacing w:after="30"/>
-        <w:ind w:left="317" w:hanging="202"/>
-      </w:pPr>
-      <w:r>
-        <w:rPr>
-          <w:sz w:val="21"/>
-        </w:rPr>
-        <w:t>•  Led end-to-end delivery of a residential and commercial property platform, owning architecture, the development team and client communication.</w:t>
-      </w:r>
-    </w:p>
-    <w:p>
-      <w:pPr>
-        <w:spacing w:after="30"/>
-        <w:ind w:left="317" w:hanging="202"/>
-      </w:pPr>
-      <w:r>
-        <w:rPr>
-          <w:sz w:val="21"/>
-        </w:rPr>
-        <w:t>•  Built a custom CRM for listings, leads and property-demo bookings.</w:t>
-      </w:r>
-    </w:p>
-    <w:p>
-      <w:pPr>
-        <w:spacing w:before="100" w:after="0"/>
-      </w:pPr>
-      <w:r>
-        <w:rPr>
-          <w:b/>
-          <w:i w:val="0"/>
-          <w:sz w:val="21"/>
-        </w:rPr>
-        <w:t>Rentalytics.ai - Property Data Platform</w:t>
-      </w:r>
-    </w:p>
-    <w:p>
-      <w:pPr>
-        <w:spacing w:before="0" w:after="40"/>
-      </w:pPr>
-      <w:r>
-        <w:rPr>
-          <w:b w:val="0"/>
-          <w:i/>
-          <w:color w:val="444444"/>
-          <w:sz w:val="19"/>
-        </w:rPr>
-        <w:t>React, Node.js, Python, MongoDB, Firebase, Scraping</w:t>
-      </w:r>
-    </w:p>
-    <w:p>
-      <w:pPr>
-        <w:spacing w:after="30"/>
-        <w:ind w:left="317" w:hanging="202"/>
-      </w:pPr>
-      <w:r>
-        <w:rPr>
-          <w:sz w:val="21"/>
-        </w:rPr>
-        <w:t>•  Built extraction and structuring pipelines that ingest millions of property listings from third-party real-estate sources.</w:t>
-      </w:r>
-    </w:p>
-    <w:p>
-      <w:pPr>
-        <w:spacing w:after="30"/>
-        <w:ind w:left="317" w:hanging="202"/>
-      </w:pPr>
-      <w:r>
-        <w:rPr>
-          <w:sz w:val="21"/>
-        </w:rPr>
-        <w:t>•  Normalised inconsistent source data into a unified schema queryable by location, price and property features.</w:t>
       </w:r>
     </w:p>
     <w:p>

--- a/profile/cv/generated/Saif_ur_Rehman_CV_data_scraping.docx
+++ b/profile/cv/generated/Saif_ur_Rehman_CV_data_scraping.docx
@@ -339,7 +339,7 @@
         <w:rPr>
           <w:sz w:val="21"/>
         </w:rPr>
-        <w:t>•  Lead developer on the practice dashboard of Ludwig, a medical practice-management suite for physiotherapy and doctors' practices in Germany and Austria - 1,140 of 1,553 commits over 14 months on a 14-contributor, nine-application product.</w:t>
+        <w:t>•  Lead developer on the practice dashboard of Ludwig, a nine-application medical practice-management suite for physiotherapy and doctors' practices in Germany and Austria, built by a team of fourteen.</w:t>
       </w:r>
     </w:p>
     <w:p>
@@ -351,7 +351,7 @@
         <w:rPr>
           <w:sz w:val="21"/>
         </w:rPr>
-        <w:t>•  Built clinical documentation to the conventions Austrian and German practices are legally obliged to keep - patient history, diagnosis, examination findings and therapy progress - with an anatomical body chart stored as structured data so a chart drawn in the Flutter app opens in the Angular dashboard.</w:t>
+        <w:t>•  Built clinical documentation to the standards Austrian and German practices are legally required to keep, with an anatomical body chart shared between the Angular dashboard and the Flutter app.</w:t>
       </w:r>
     </w:p>
     <w:p>
@@ -363,7 +363,7 @@
         <w:rPr>
           <w:sz w:val="21"/>
         </w:rPr>
-        <w:t>•  Delivered statutory health-insurance invoicing: tariff-priced position lines, gap-free per-company invoice number ranges, customer-supplied layouts rebuilt as a data-driven template library, and PDF export with SEPA payment QR codes.</w:t>
+        <w:t>•  Delivered statutory health-insurance invoicing: tariff-priced position lines, gap-free invoice numbering per company, and PDF export with SEPA payment QR codes.</w:t>
       </w:r>
     </w:p>
     <w:p>
@@ -375,7 +375,7 @@
         <w:rPr>
           <w:sz w:val="21"/>
         </w:rPr>
-        <w:t>•  Implemented multi-tenancy on two axes - one deployment serving many practices, and practice groups partitioning patients, invoicing, number ranges and outbound mail across sub-companies.</w:t>
+        <w:t>•  Implemented multi-tenancy on two axes, so one deployment serves many practices while practice groups partition patients, invoicing and outbound mail across sub-companies.</w:t>
       </w:r>
     </w:p>
     <w:p>
@@ -387,7 +387,7 @@
         <w:rPr>
           <w:sz w:val="21"/>
         </w:rPr>
-        <w:t>•  Built offline-first practice work with two-way synchronisation and a conflict-review screen, so practitioners keep working in the field without overwriting colleagues' changes.</w:t>
+        <w:t>•  Built offline-first working with two-way synchronisation and conflict review, so practitioners keep working in the field without overwriting colleagues' changes.</w:t>
       </w:r>
     </w:p>
     <w:p>
@@ -399,7 +399,7 @@
         <w:rPr>
           <w:sz w:val="21"/>
         </w:rPr>
-        <w:t>•  Shipped a configuration-driven patient booking wizard in Next.js 16 and React 19 - per-practice theming, one-time-code email login, appointment and course booking with waiting lists, embeddable in a practice's own website.</w:t>
+        <w:t>•  Shipped a configuration-driven patient booking wizard in Next.js and React, with per-practice theming, one-time-code login and embeddable appointment and course booking.</w:t>
       </w:r>
     </w:p>
     <w:p>
@@ -452,7 +452,7 @@
         <w:rPr>
           <w:sz w:val="21"/>
         </w:rPr>
-        <w:t>•  Led development on multiple client platforms - logistics, marketplace, real-estate and field-service products - from architecture through release.</w:t>
+        <w:t>•  Led delivery on client platforms across logistics, marketplace, real-estate and field-service products, from architecture through release.</w:t>
       </w:r>
     </w:p>
     <w:p>
@@ -476,7 +476,7 @@
         <w:rPr>
           <w:sz w:val="21"/>
         </w:rPr>
-        <w:t>•  Designed and integrated REST APIs against MongoDB, MariaDB and Redis, and tuned queries and caching to keep dashboards responsive at scale.</w:t>
+        <w:t>•  Designed REST APIs over MongoDB, MariaDB and Redis, tuning queries and caching to keep dashboards responsive at scale.</w:t>
       </w:r>
     </w:p>
     <w:p>
@@ -488,7 +488,7 @@
         <w:rPr>
           <w:sz w:val="21"/>
         </w:rPr>
-        <w:t>•  Integrated e-commerce and payment platforms including Shopify, Amazon, WooCommerce and Stripe to automate order and fulfilment flows.</w:t>
+        <w:t>•  Integrated Shopify, Amazon, WooCommerce and Stripe to automate order and fulfilment flows.</w:t>
       </w:r>
     </w:p>
     <w:p>
@@ -500,7 +500,7 @@
         <w:rPr>
           <w:sz w:val="21"/>
         </w:rPr>
-        <w:t>•  Mentored junior developers, ran code reviews, and handled direct client requirement-gathering and delivery planning.</w:t>
+        <w:t>•  Mentored junior developers, ran code reviews, and handled client requirements and delivery planning directly.</w:t>
       </w:r>
     </w:p>
     <w:p>
@@ -623,7 +623,7 @@
         <w:rPr>
           <w:sz w:val="21"/>
         </w:rPr>
-        <w:t>•  Lead contributor to the practice dashboard - calendar, patients, clinical documentation, invoicing, courses, insurance tariffs and staff across roughly 40 feature areas in Angular 19 and Ionic 8.</w:t>
+        <w:t>•  Lead contributor to the practice dashboard, covering calendar, patients, clinical documentation, invoicing, courses and insurance tariffs in Angular and Ionic.</w:t>
       </w:r>
     </w:p>
     <w:p>
@@ -635,7 +635,7 @@
         <w:rPr>
           <w:sz w:val="21"/>
         </w:rPr>
-        <w:t>•  Built appointment scheduling against real constraints: recurring series, practitioner and room resources, absences, waiting lists, free-slot computation and overlapping-appointment layout, with per-week incremental loading.</w:t>
+        <w:t>•  Built appointment scheduling against real constraints: recurring series, practitioner and room resources, absences, waiting lists and free-slot computation.</w:t>
       </w:r>
     </w:p>
     <w:p>

--- a/profile/cv/generated/Saif_ur_Rehman_CV_data_scraping.docx
+++ b/profile/cv/generated/Saif_ur_Rehman_CV_data_scraping.docx
@@ -28,7 +28,7 @@
           <w:color w:val="333333"/>
           <w:sz w:val="23"/>
         </w:rPr>
-        <w:t>Full Stack Developer - Angular / React / Next.js / Flutter</w:t>
+        <w:t>Full Stack Developer - Angular / React / Next.js / Node.js</w:t>
       </w:r>
     </w:p>
     <w:p>
@@ -79,6 +79,7 @@
     <w:p>
       <w:pPr>
         <w:spacing w:before="0" w:after="40"/>
+        <w:jc w:val="both"/>
       </w:pPr>
       <w:r>
         <w:rPr>
@@ -109,6 +110,7 @@
     <w:p>
       <w:pPr>
         <w:spacing w:after="30"/>
+        <w:jc w:val="both"/>
       </w:pPr>
       <w:r>
         <w:rPr>
@@ -121,12 +123,13 @@
         <w:rPr>
           <w:sz w:val="21"/>
         </w:rPr>
-        <w:t>TypeScript, JavaScript (ES6+), Python, Dart, SQL, HTML5, CSS3</w:t>
+        <w:t>TypeScript, JavaScript (ES6+), Python, SQL, HTML5, CSS3</w:t>
       </w:r>
     </w:p>
     <w:p>
       <w:pPr>
         <w:spacing w:after="30"/>
+        <w:jc w:val="both"/>
       </w:pPr>
       <w:r>
         <w:rPr>
@@ -145,6 +148,7 @@
     <w:p>
       <w:pPr>
         <w:spacing w:after="30"/>
+        <w:jc w:val="both"/>
       </w:pPr>
       <w:r>
         <w:rPr>
@@ -163,6 +167,7 @@
     <w:p>
       <w:pPr>
         <w:spacing w:after="30"/>
+        <w:jc w:val="both"/>
       </w:pPr>
       <w:r>
         <w:rPr>
@@ -181,6 +186,7 @@
     <w:p>
       <w:pPr>
         <w:spacing w:after="30"/>
+        <w:jc w:val="both"/>
       </w:pPr>
       <w:r>
         <w:rPr>
@@ -199,6 +205,7 @@
     <w:p>
       <w:pPr>
         <w:spacing w:after="30"/>
+        <w:jc w:val="both"/>
       </w:pPr>
       <w:r>
         <w:rPr>
@@ -211,12 +218,13 @@
         <w:rPr>
           <w:sz w:val="21"/>
         </w:rPr>
-        <w:t>Stripe, Shopify, Amazon FBA/FBM, WooCommerce, Twilio, Firebase Cloud Messaging, OAuth 2.0, Payment Gateways</w:t>
+        <w:t>Stripe, Twilio, Firebase Cloud Messaging, OAuth 2.0, Payment Gateways</w:t>
       </w:r>
     </w:p>
     <w:p>
       <w:pPr>
         <w:spacing w:after="30"/>
+        <w:jc w:val="both"/>
       </w:pPr>
       <w:r>
         <w:rPr>
@@ -235,6 +243,7 @@
     <w:p>
       <w:pPr>
         <w:spacing w:after="30"/>
+        <w:jc w:val="both"/>
       </w:pPr>
       <w:r>
         <w:rPr>
@@ -247,12 +256,13 @@
         <w:rPr>
           <w:sz w:val="21"/>
         </w:rPr>
-        <w:t>Flutter, Dart, Riverpod, React Native, Capacitor, iOS, Android</w:t>
+        <w:t>Flutter, React Native, Capacitor, iOS, Android</w:t>
       </w:r>
     </w:p>
     <w:p>
       <w:pPr>
         <w:spacing w:after="30"/>
+        <w:jc w:val="both"/>
       </w:pPr>
       <w:r>
         <w:rPr>
@@ -271,6 +281,7 @@
     <w:p>
       <w:pPr>
         <w:spacing w:after="30"/>
+        <w:jc w:val="both"/>
       </w:pPr>
       <w:r>
         <w:rPr>
@@ -334,6 +345,7 @@
       <w:pPr>
         <w:spacing w:after="30"/>
         <w:ind w:left="317" w:hanging="202"/>
+        <w:jc w:val="both"/>
       </w:pPr>
       <w:r>
         <w:rPr>
@@ -346,18 +358,20 @@
       <w:pPr>
         <w:spacing w:after="30"/>
         <w:ind w:left="317" w:hanging="202"/>
+        <w:jc w:val="both"/>
       </w:pPr>
       <w:r>
         <w:rPr>
           <w:sz w:val="21"/>
         </w:rPr>
-        <w:t>•  Built clinical documentation to the standards Austrian and German practices are legally required to keep, with an anatomical body chart shared between the Angular dashboard and the Flutter app.</w:t>
+        <w:t>•  Built clinical documentation to the standards Austrian and German practices are legally required to keep, including an anatomical body chart stored as structured data so it opens unchanged on any client.</w:t>
       </w:r>
     </w:p>
     <w:p>
       <w:pPr>
         <w:spacing w:after="30"/>
         <w:ind w:left="317" w:hanging="202"/>
+        <w:jc w:val="both"/>
       </w:pPr>
       <w:r>
         <w:rPr>
@@ -370,6 +384,7 @@
       <w:pPr>
         <w:spacing w:after="30"/>
         <w:ind w:left="317" w:hanging="202"/>
+        <w:jc w:val="both"/>
       </w:pPr>
       <w:r>
         <w:rPr>
@@ -382,6 +397,7 @@
       <w:pPr>
         <w:spacing w:after="30"/>
         <w:ind w:left="317" w:hanging="202"/>
+        <w:jc w:val="both"/>
       </w:pPr>
       <w:r>
         <w:rPr>
@@ -394,6 +410,7 @@
       <w:pPr>
         <w:spacing w:after="30"/>
         <w:ind w:left="317" w:hanging="202"/>
+        <w:jc w:val="both"/>
       </w:pPr>
       <w:r>
         <w:rPr>
@@ -413,7 +430,7 @@
           <w:color w:val="444444"/>
           <w:sz w:val="19"/>
         </w:rPr>
-        <w:t>Stack: Angular 19, Ionic 8, TypeScript, Next.js 16, React 19, Flutter, Dart, Riverpod, RxJS, NgRx Signals, Tailwind CSS, Playwright</w:t>
+        <w:t>Stack: Angular 19, Ionic 8, TypeScript, Next.js 16, React 19, Flutter, RxJS, NgRx Signals, Tailwind CSS, Playwright</w:t>
       </w:r>
     </w:p>
     <w:p>
@@ -447,6 +464,7 @@
       <w:pPr>
         <w:spacing w:after="30"/>
         <w:ind w:left="317" w:hanging="202"/>
+        <w:jc w:val="both"/>
       </w:pPr>
       <w:r>
         <w:rPr>
@@ -459,6 +477,7 @@
       <w:pPr>
         <w:spacing w:after="30"/>
         <w:ind w:left="317" w:hanging="202"/>
+        <w:jc w:val="both"/>
       </w:pPr>
       <w:r>
         <w:rPr>
@@ -471,6 +490,7 @@
       <w:pPr>
         <w:spacing w:after="30"/>
         <w:ind w:left="317" w:hanging="202"/>
+        <w:jc w:val="both"/>
       </w:pPr>
       <w:r>
         <w:rPr>
@@ -483,18 +503,20 @@
       <w:pPr>
         <w:spacing w:after="30"/>
         <w:ind w:left="317" w:hanging="202"/>
+        <w:jc w:val="both"/>
       </w:pPr>
       <w:r>
         <w:rPr>
           <w:sz w:val="21"/>
         </w:rPr>
-        <w:t>•  Integrated Shopify, Amazon, WooCommerce and Stripe to automate order and fulfilment flows.</w:t>
+        <w:t>•  Integrated payment providers and third-party APIs to automate order and fulfilment flows.</w:t>
       </w:r>
     </w:p>
     <w:p>
       <w:pPr>
         <w:spacing w:after="30"/>
         <w:ind w:left="317" w:hanging="202"/>
+        <w:jc w:val="both"/>
       </w:pPr>
       <w:r>
         <w:rPr>
@@ -548,6 +570,7 @@
       <w:pPr>
         <w:spacing w:after="30"/>
         <w:ind w:left="317" w:hanging="202"/>
+        <w:jc w:val="both"/>
       </w:pPr>
       <w:r>
         <w:rPr>
@@ -611,13 +634,14 @@
           <w:color w:val="444444"/>
           <w:sz w:val="19"/>
         </w:rPr>
-        <w:t>Angular, Ionic, TypeScript, Next.js, React, Flutter, Dart, Riverpod, RxJS, Tailwind CSS, Playwright, PDF generation</w:t>
+        <w:t>Angular, Ionic, TypeScript, Next.js, React, Flutter, RxJS, Tailwind CSS, Playwright, PDF generation</w:t>
       </w:r>
     </w:p>
     <w:p>
       <w:pPr>
         <w:spacing w:after="30"/>
         <w:ind w:left="317" w:hanging="202"/>
+        <w:jc w:val="both"/>
       </w:pPr>
       <w:r>
         <w:rPr>
@@ -630,6 +654,7 @@
       <w:pPr>
         <w:spacing w:after="30"/>
         <w:ind w:left="317" w:hanging="202"/>
+        <w:jc w:val="both"/>
       </w:pPr>
       <w:r>
         <w:rPr>
@@ -662,13 +687,14 @@
           <w:color w:val="444444"/>
           <w:sz w:val="19"/>
         </w:rPr>
-        <w:t>atomixlogistics.com  |  React, Angular, NestJS, Node.js, MariaDB, Redis, Stripe, AWS, Shopify, Amazon, WooCommerce</w:t>
+        <w:t>atomixlogistics.com  |  React, Angular, NestJS, Node.js, MariaDB, Redis, Stripe, AWS</w:t>
       </w:r>
     </w:p>
     <w:p>
       <w:pPr>
         <w:spacing w:after="30"/>
         <w:ind w:left="317" w:hanging="202"/>
+        <w:jc w:val="both"/>
       </w:pPr>
       <w:r>
         <w:rPr>
@@ -681,12 +707,13 @@
       <w:pPr>
         <w:spacing w:after="30"/>
         <w:ind w:left="317" w:hanging="202"/>
+        <w:jc w:val="both"/>
       </w:pPr>
       <w:r>
         <w:rPr>
           <w:sz w:val="21"/>
         </w:rPr>
-        <w:t>•  Integrated Shopify, Amazon FBA/FBM and WooCommerce so merchant orders flow into fulfilment automatically instead of being keyed in by hand.</w:t>
+        <w:t>•  Worked on the e-commerce order flow so merchant orders reach fulfilment automatically instead of being keyed in by hand.</w:t>
       </w:r>
     </w:p>
     <w:p>
@@ -720,6 +747,7 @@
       <w:pPr>
         <w:spacing w:after="30"/>
         <w:ind w:left="317" w:hanging="202"/>
+        <w:jc w:val="both"/>
       </w:pPr>
       <w:r>
         <w:rPr>
@@ -732,6 +760,7 @@
       <w:pPr>
         <w:spacing w:after="30"/>
         <w:ind w:left="317" w:hanging="202"/>
+        <w:jc w:val="both"/>
       </w:pPr>
       <w:r>
         <w:rPr>
@@ -832,6 +861,7 @@
       <w:pPr>
         <w:spacing w:after="30"/>
         <w:ind w:left="317" w:hanging="202"/>
+        <w:jc w:val="both"/>
       </w:pPr>
       <w:r>
         <w:rPr>
@@ -844,6 +874,7 @@
       <w:pPr>
         <w:spacing w:after="30"/>
         <w:ind w:left="317" w:hanging="202"/>
+        <w:jc w:val="both"/>
       </w:pPr>
       <w:r>
         <w:rPr>
@@ -856,6 +887,7 @@
       <w:pPr>
         <w:spacing w:after="30"/>
         <w:ind w:left="317" w:hanging="202"/>
+        <w:jc w:val="both"/>
       </w:pPr>
       <w:r>
         <w:rPr>

--- a/profile/cv/generated/Saif_ur_Rehman_CV_data_scraping.docx
+++ b/profile/cv/generated/Saif_ur_Rehman_CV_data_scraping.docx
@@ -324,7 +324,7 @@
           <w:i w:val="0"/>
           <w:sz w:val="22"/>
         </w:rPr>
-        <w:t>Full Stack Developer - Lead Frontend, Ludwig Practice Suite</w:t>
+        <w:t>Full Stack Developer</w:t>
       </w:r>
     </w:p>
     <w:p>
@@ -351,7 +351,7 @@
         <w:rPr>
           <w:sz w:val="21"/>
         </w:rPr>
-        <w:t>•  Lead developer on the practice dashboard of Ludwig, a nine-application medical practice-management suite for physiotherapy and doctors' practices in Germany and Austria, built by a team of fourteen.</w:t>
+        <w:t>•  Lead developer on Ludwig, a nine-application medical practice-management suite for physiotherapy and doctors' practices in Germany and Austria, owning features end to end from data model and API integration through to the interface.</w:t>
       </w:r>
     </w:p>
     <w:p>
@@ -417,6 +417,19 @@
           <w:sz w:val="21"/>
         </w:rPr>
         <w:t>•  Shipped a configuration-driven patient booking wizard in Next.js and React, with per-practice theming, one-time-code login and embeddable appointment and course booking.</w:t>
+      </w:r>
+    </w:p>
+    <w:p>
+      <w:pPr>
+        <w:spacing w:after="30"/>
+        <w:ind w:left="317" w:hanging="202"/>
+        <w:jc w:val="both"/>
+      </w:pPr>
+      <w:r>
+        <w:rPr>
+          <w:sz w:val="21"/>
+        </w:rPr>
+        <w:t>•  Delivered three further products alongside Ludwig: a business-connector application, a business-card manager for company details, and a national public registry of deceased persons.</w:t>
       </w:r>
     </w:p>
     <w:p>

--- a/profile/cv/generated/Saif_ur_Rehman_CV_data_scraping.docx
+++ b/profile/cv/generated/Saif_ur_Rehman_CV_data_scraping.docx
@@ -351,7 +351,7 @@
         <w:rPr>
           <w:sz w:val="21"/>
         </w:rPr>
-        <w:t>•  Lead developer on Ludwig, a nine-application medical practice-management suite for physiotherapy and doctors' practices in Germany and Austria, owning features end to end from data model and API integration through to the interface.</w:t>
+        <w:t>•  Lead developer on Ludwig, a medical practice-management and patient-booking suite for physiotherapy and doctors' practices in Germany and Austria, owning features end to end from data model and API integration through to the interface.</w:t>
       </w:r>
     </w:p>
     <w:p>

--- a/profile/cv/generated/Saif_ur_Rehman_CV_data_scraping.docx
+++ b/profile/cv/generated/Saif_ur_Rehman_CV_data_scraping.docx
@@ -28,7 +28,7 @@
           <w:color w:val="333333"/>
           <w:sz w:val="23"/>
         </w:rPr>
-        <w:t>Full Stack Developer - Angular / React / Next.js / Node.js</w:t>
+        <w:t>Lead Full Stack Developer | Angular, React, Next.js, Node.js</w:t>
       </w:r>
     </w:p>
     <w:p>
@@ -117,13 +117,13 @@
           <w:b/>
           <w:sz w:val="21"/>
         </w:rPr>
-        <w:t xml:space="preserve">Languages: </w:t>
+        <w:t xml:space="preserve">Programming Languages: </w:t>
       </w:r>
       <w:r>
         <w:rPr>
           <w:sz w:val="21"/>
         </w:rPr>
-        <w:t>TypeScript, JavaScript (ES6+), Python, SQL, HTML5, CSS3</w:t>
+        <w:t>TypeScript, JavaScript, Python, SQL, HTML5, CSS3</w:t>
       </w:r>
     </w:p>
     <w:p>
@@ -142,7 +142,7 @@
         <w:rPr>
           <w:sz w:val="21"/>
         </w:rPr>
-        <w:t>Angular, React, Next.js, Ionic, React Native, Flutter, TypeScript, RxJS, NgRx Signals, Redux, Tailwind CSS, Angular Material, PrimeNG</w:t>
+        <w:t>Angular, React, Next.js, Ionic, RxJS, NgRx, Redux, Tailwind CSS, Angular Material, PrimeNG</w:t>
       </w:r>
     </w:p>
     <w:p>
@@ -161,7 +161,7 @@
         <w:rPr>
           <w:sz w:val="21"/>
         </w:rPr>
-        <w:t>Node.js, NestJS, Express.js, FastAPI, REST APIs, WebSockets / Socket.IO, Firebase Functions, Microservices</w:t>
+        <w:t>Node.js, NestJS, Express.js, FastAPI, REST APIs, WebSockets, Socket.IO, Firebase Functions, Microservices</w:t>
       </w:r>
     </w:p>
     <w:p>
@@ -180,7 +180,7 @@
         <w:rPr>
           <w:sz w:val="21"/>
         </w:rPr>
-        <w:t>PostgreSQL, MongoDB, MySQL, MariaDB, Redis, Firebase Firestore, TypeORM, Prisma, Sequelize, Mongoose</w:t>
+        <w:t>PostgreSQL, MongoDB, MySQL, MariaDB, Redis, Firestore, TypeORM, Prisma, Sequelize, Mongoose</w:t>
       </w:r>
     </w:p>
     <w:p>
@@ -193,51 +193,13 @@
           <w:b/>
           <w:sz w:val="21"/>
         </w:rPr>
-        <w:t xml:space="preserve">Cloud &amp; DevOps: </w:t>
+        <w:t xml:space="preserve">Cloud and DevOps: </w:t>
       </w:r>
       <w:r>
         <w:rPr>
           <w:sz w:val="21"/>
         </w:rPr>
-        <w:t>AWS (EC2, S3, Lambda, SNS), Docker, CI/CD, GitHub Actions, Vercel, Nginx</w:t>
-      </w:r>
-    </w:p>
-    <w:p>
-      <w:pPr>
-        <w:spacing w:after="30"/>
-        <w:jc w:val="both"/>
-      </w:pPr>
-      <w:r>
-        <w:rPr>
-          <w:b/>
-          <w:sz w:val="21"/>
-        </w:rPr>
-        <w:t xml:space="preserve">Integrations: </w:t>
-      </w:r>
-      <w:r>
-        <w:rPr>
-          <w:sz w:val="21"/>
-        </w:rPr>
-        <w:t>Stripe, Twilio, Firebase Cloud Messaging, OAuth 2.0, Payment Gateways</w:t>
-      </w:r>
-    </w:p>
-    <w:p>
-      <w:pPr>
-        <w:spacing w:after="30"/>
-        <w:jc w:val="both"/>
-      </w:pPr>
-      <w:r>
-        <w:rPr>
-          <w:b/>
-          <w:sz w:val="21"/>
-        </w:rPr>
-        <w:t xml:space="preserve">Data: </w:t>
-      </w:r>
-      <w:r>
-        <w:rPr>
-          <w:sz w:val="21"/>
-        </w:rPr>
-        <w:t>Python web scraping, Scrapy / BeautifulSoup / Playwright, ETL pipelines, Data normalisation</w:t>
+        <w:t>AWS EC2, AWS S3, AWS Lambda, AWS SNS, Docker, Nginx, GitHub Actions, CI/CD, Vercel</w:t>
       </w:r>
     </w:p>
     <w:p>
@@ -256,7 +218,7 @@
         <w:rPr>
           <w:sz w:val="21"/>
         </w:rPr>
-        <w:t>Flutter, React Native, Capacitor, iOS, Android</w:t>
+        <w:t>Ionic, React Native, Flutter</w:t>
       </w:r>
     </w:p>
     <w:p>
@@ -269,32 +231,13 @@
           <w:b/>
           <w:sz w:val="21"/>
         </w:rPr>
-        <w:t xml:space="preserve">Domain: </w:t>
+        <w:t xml:space="preserve">Integrations and Testing: </w:t>
       </w:r>
       <w:r>
         <w:rPr>
           <w:sz w:val="21"/>
         </w:rPr>
-        <w:t>Healthcare / practice management, Clinical documentation, Statutory health-insurance billing, Appointment scheduling, Multi-tenant architecture, Offline-first &amp; conflict resolution, GDPR</w:t>
-      </w:r>
-    </w:p>
-    <w:p>
-      <w:pPr>
-        <w:spacing w:after="30"/>
-        <w:jc w:val="both"/>
-      </w:pPr>
-      <w:r>
-        <w:rPr>
-          <w:b/>
-          <w:sz w:val="21"/>
-        </w:rPr>
-        <w:t xml:space="preserve">Practices &amp; Tools: </w:t>
-      </w:r>
-      <w:r>
-        <w:rPr>
-          <w:sz w:val="21"/>
-        </w:rPr>
-        <w:t>Agile / Scrum, Code review, Playwright end-to-end testing, Unit &amp; integration testing, i18n (DE/EN), Versioned internal libraries, Trunk-based Git, Technical documentation, Client communication, Git, GitHub, Bitbucket, Jira, Figma, ESLint, SonarQube, Postman, Android Studio, Xcode</w:t>
+        <w:t>Stripe, Twilio, Firebase Cloud Messaging, OAuth, third-party APIs, Playwright, Git, GitHub</w:t>
       </w:r>
     </w:p>
     <w:p>
@@ -324,7 +267,7 @@
           <w:i w:val="0"/>
           <w:sz w:val="22"/>
         </w:rPr>
-        <w:t>Full Stack Developer</w:t>
+        <w:t>Lead Full Stack Developer</w:t>
       </w:r>
     </w:p>
     <w:p>
@@ -338,7 +281,7 @@
           <w:color w:val="444444"/>
           <w:sz w:val="20"/>
         </w:rPr>
-        <w:t>TMN Development KG - Austria  |  Mar 2025 - Present</w:t>
+        <w:t>TMN Development KG - Innsbruck, Austria  |  Mar 2025 - Present</w:t>
       </w:r>
     </w:p>
     <w:p>
@@ -351,7 +294,7 @@
         <w:rPr>
           <w:sz w:val="21"/>
         </w:rPr>
-        <w:t>•  Lead developer on Ludwig, a medical practice-management and patient-booking suite for physiotherapy and doctors' practices in Germany and Austria, owning features end to end from data model and API integration through to the interface.</w:t>
+        <w:t>•  Lead the development of Ludwig, a production healthcare practice-management and patient-booking platform used by 20+ therapists and more than 10,000 patients across Germany and Austria.</w:t>
       </w:r>
     </w:p>
     <w:p>
@@ -364,7 +307,7 @@
         <w:rPr>
           <w:sz w:val="21"/>
         </w:rPr>
-        <w:t>•  Built clinical documentation to the standards Austrian and German practices are legally required to keep, including an anatomical body chart stored as structured data so it opens unchanged on any client.</w:t>
+        <w:t>•  Built Ludwig largely from scratch, owning product architecture, UI design, frontend development, backend integration, testing, deployment, and ongoing improvements.</w:t>
       </w:r>
     </w:p>
     <w:p>
@@ -377,7 +320,7 @@
         <w:rPr>
           <w:sz w:val="21"/>
         </w:rPr>
-        <w:t>•  Delivered statutory health-insurance invoicing: tariff-priced position lines, gap-free invoice numbering per company, and PDF export with SEPA payment QR codes.</w:t>
+        <w:t>•  Work directly with the CEO to translate business requirements into scalable technical solutions and user-friendly healthcare workflows.</w:t>
       </w:r>
     </w:p>
     <w:p>
@@ -390,7 +333,7 @@
         <w:rPr>
           <w:sz w:val="21"/>
         </w:rPr>
-        <w:t>•  Implemented multi-tenancy on two axes, so one deployment serves many practices while practice groups partition patients, invoicing and outbound mail across sub-companies.</w:t>
+        <w:t>•  Developed clinical documentation, patient management, appointment scheduling, recurring bookings, resource management, therapist absences, waiting lists, available time slots, and statutory health insurance invoicing.</w:t>
       </w:r>
     </w:p>
     <w:p>
@@ -403,7 +346,7 @@
         <w:rPr>
           <w:sz w:val="21"/>
         </w:rPr>
-        <w:t>•  Built offline-first working with two-way synchronisation and conflict review, so practitioners keep working in the field without overwriting colleagues' changes.</w:t>
+        <w:t>•  Implemented multi-tenant architecture and offline-first synchronization with conflict handling to support reliable usage across practices and environments.</w:t>
       </w:r>
     </w:p>
     <w:p>
@@ -416,7 +359,7 @@
         <w:rPr>
           <w:sz w:val="21"/>
         </w:rPr>
-        <w:t>•  Shipped a configuration-driven patient booking wizard in Next.js and React, with per-practice theming, one-time-code login and embeddable appointment and course booking.</w:t>
+        <w:t>•  Develop responsive web and mobile experiences using Angular, Ionic, TypeScript, Next.js, React, and Flutter.</w:t>
       </w:r>
     </w:p>
     <w:p>
@@ -429,7 +372,20 @@
         <w:rPr>
           <w:sz w:val="21"/>
         </w:rPr>
-        <w:t>•  Delivered three further products alongside Ludwig: a business-connector application, a business-card manager for company details, and a national public registry of deceased persons.</w:t>
+        <w:t>•  Guide a team of 3-4 engineers across additional products through technical direction, code reviews, implementation support, and delivery guidance.</w:t>
+      </w:r>
+    </w:p>
+    <w:p>
+      <w:pPr>
+        <w:spacing w:after="30"/>
+        <w:ind w:left="317" w:hanging="202"/>
+        <w:jc w:val="both"/>
+      </w:pPr>
+      <w:r>
+        <w:rPr>
+          <w:sz w:val="21"/>
+        </w:rPr>
+        <w:t>•  Contributed to additional products including a business connector, business-card management platform, and regional public registry platform for recently deceased persons.</w:t>
       </w:r>
     </w:p>
     <w:p>
@@ -443,7 +399,7 @@
           <w:color w:val="444444"/>
           <w:sz w:val="19"/>
         </w:rPr>
-        <w:t>Stack: Angular 19, Ionic 8, TypeScript, Next.js 16, React 19, Flutter, RxJS, NgRx Signals, Tailwind CSS, Playwright</w:t>
+        <w:t>Stack: Angular 19, Ionic 8, TypeScript, Next.js 16, React 19, Flutter, RxJS, NgRx Signals, Tailwind CSS, Playwright, PDF workflows</w:t>
       </w:r>
     </w:p>
     <w:p>
@@ -456,7 +412,7 @@
           <w:i w:val="0"/>
           <w:sz w:val="22"/>
         </w:rPr>
-        <w:t>Full Stack Developer</w:t>
+        <w:t>Full Stack Developer | Team Lead</w:t>
       </w:r>
     </w:p>
     <w:p>
@@ -483,7 +439,7 @@
         <w:rPr>
           <w:sz w:val="21"/>
         </w:rPr>
-        <w:t>•  Led delivery on client platforms across logistics, marketplace, real-estate and field-service products, from architecture through release.</w:t>
+        <w:t>•  Led a team of 5-10 developers delivering full stack web and mobile applications for logistics, marketplaces, real estate, and field-service businesses.</w:t>
       </w:r>
     </w:p>
     <w:p>
@@ -496,7 +452,7 @@
         <w:rPr>
           <w:sz w:val="21"/>
         </w:rPr>
-        <w:t>•  Built real-time features including chat, group messaging, push notifications and live order tracking across web and mobile clients.</w:t>
+        <w:t>•  Designed and developed scalable frontend and backend systems using React, Angular, Next.js, Node.js, NestJS, and React Native.</w:t>
       </w:r>
     </w:p>
     <w:p>
@@ -509,7 +465,7 @@
         <w:rPr>
           <w:sz w:val="21"/>
         </w:rPr>
-        <w:t>•  Designed REST APIs over MongoDB, MariaDB and Redis, tuning queries and caching to keep dashboards responsive at scale.</w:t>
+        <w:t>•  Built real-time communication features including chat, group messaging, push notifications, live order tracking, and operational status updates.</w:t>
       </w:r>
     </w:p>
     <w:p>
@@ -522,7 +478,7 @@
         <w:rPr>
           <w:sz w:val="21"/>
         </w:rPr>
-        <w:t>•  Integrated payment providers and third-party APIs to automate order and fulfilment flows.</w:t>
+        <w:t>•  Developed REST APIs and backend services using MongoDB, MariaDB, Redis, Firebase, and Node.js.</w:t>
       </w:r>
     </w:p>
     <w:p>
@@ -535,7 +491,20 @@
         <w:rPr>
           <w:sz w:val="21"/>
         </w:rPr>
-        <w:t>•  Mentored junior developers, ran code reviews, and handled client requirements and delivery planning directly.</w:t>
+        <w:t>•  Integrated payment gateways, third-party services, cloud infrastructure, and notification systems into client-facing platforms.</w:t>
+      </w:r>
+    </w:p>
+    <w:p>
+      <w:pPr>
+        <w:spacing w:after="30"/>
+        <w:ind w:left="317" w:hanging="202"/>
+        <w:jc w:val="both"/>
+      </w:pPr>
+      <w:r>
+        <w:rPr>
+          <w:sz w:val="21"/>
+        </w:rPr>
+        <w:t>•  Conducted code reviews, mentored junior developers, clarified client requirements, and supported delivery planning and technical decision-making.</w:t>
       </w:r>
     </w:p>
     <w:p>
@@ -549,61 +518,7 @@
           <w:color w:val="444444"/>
           <w:sz w:val="19"/>
         </w:rPr>
-        <w:t>Stack: React, Angular, Next.js, React Native, Node.js, NestJS, MongoDB, MariaDB, Redis, Firebase, AWS, Docker</w:t>
-      </w:r>
-    </w:p>
-    <w:p>
-      <w:pPr>
-        <w:spacing w:before="120" w:after="0"/>
-      </w:pPr>
-      <w:r>
-        <w:rPr>
-          <w:b/>
-          <w:i w:val="0"/>
-          <w:sz w:val="22"/>
-        </w:rPr>
-        <w:t>Web Developer Intern</w:t>
-      </w:r>
-    </w:p>
-    <w:p>
-      <w:pPr>
-        <w:spacing w:before="0" w:after="40"/>
-      </w:pPr>
-      <w:r>
-        <w:rPr>
-          <w:b w:val="0"/>
-          <w:i/>
-          <w:color w:val="444444"/>
-          <w:sz w:val="20"/>
-        </w:rPr>
-        <w:t>Innovage.io - Pakistan  |  Apr 2022 - Aug 2022</w:t>
-      </w:r>
-    </w:p>
-    <w:p>
-      <w:pPr>
-        <w:spacing w:after="30"/>
-        <w:ind w:left="317" w:hanging="202"/>
-        <w:jc w:val="both"/>
-      </w:pPr>
-      <w:r>
-        <w:rPr>
-          <w:sz w:val="21"/>
-        </w:rPr>
-        <w:t>•  Built responsive interfaces and integrated payment and geolocation APIs into client web applications, with backend support and manual testing.</w:t>
-      </w:r>
-    </w:p>
-    <w:p>
-      <w:pPr>
-        <w:spacing w:before="20" w:after="20"/>
-      </w:pPr>
-      <w:r>
-        <w:rPr>
-          <w:b w:val="0"/>
-          <w:i/>
-          <w:color w:val="444444"/>
-          <w:sz w:val="19"/>
-        </w:rPr>
-        <w:t>Stack: React, JavaScript, Node.js, REST APIs</w:t>
+        <w:t>Stack: React, Angular, Next.js, React Native, Node.js, NestJS, MongoDB, MariaDB, Redis, Firebase, AWS, Docker, REST APIs</w:t>
       </w:r>
     </w:p>
     <w:p>
@@ -633,7 +548,7 @@
           <w:i w:val="0"/>
           <w:sz w:val="21"/>
         </w:rPr>
-        <w:t>Ludwig Practice Suite - Medical Practice Software (Germany / Austria)</w:t>
+        <w:t>Ludwig Practice Suite - Healthcare Practice Management and Patient Booking Platform</w:t>
       </w:r>
     </w:p>
     <w:p>
@@ -660,7 +575,7 @@
         <w:rPr>
           <w:sz w:val="21"/>
         </w:rPr>
-        <w:t>•  Lead contributor to the practice dashboard, covering calendar, patients, clinical documentation, invoicing, courses and insurance tariffs in Angular and Ionic.</w:t>
+        <w:t>•  Developed patient management, clinical documentation, appointment scheduling, recurring bookings, therapist availability, waiting lists, resource management, and statutory insurance invoicing.</w:t>
       </w:r>
     </w:p>
     <w:p>
@@ -673,7 +588,7 @@
         <w:rPr>
           <w:sz w:val="21"/>
         </w:rPr>
-        <w:t>•  Built appointment scheduling against real constraints: recurring series, practitioner and room resources, absences, waiting lists and free-slot computation.</w:t>
+        <w:t>•  Built web and mobile interfaces with Angular, Ionic, React, Next.js, and Flutter, including offline-first synchronization, multi-tenancy, PDF workflows, and Playwright testing.</w:t>
       </w:r>
     </w:p>
     <w:p>
@@ -713,7 +628,7 @@
         <w:rPr>
           <w:sz w:val="21"/>
         </w:rPr>
-        <w:t>•  Built order-fulfilment and inventory features on a 3PL platform handling real-time order tracking, custom packaging and nationwide two-day delivery.</w:t>
+        <w:t>•  Developed order fulfilment, inventory management, packaging, ecommerce automation, and delivery-tracking workflows.</w:t>
       </w:r>
     </w:p>
     <w:p>
@@ -726,7 +641,7 @@
         <w:rPr>
           <w:sz w:val="21"/>
         </w:rPr>
-        <w:t>•  Worked on the e-commerce order flow so merchant orders reach fulfilment automatically instead of being keyed in by hand.</w:t>
+        <w:t>•  Implemented real-time order updates and operational dashboards using React, Angular, NestJS, Node.js, MariaDB, and Redis; integrated Stripe and AWS infrastructure.</w:t>
       </w:r>
     </w:p>
     <w:p>
@@ -766,7 +681,7 @@
         <w:rPr>
           <w:sz w:val="21"/>
         </w:rPr>
-        <w:t>•  Built the searchable listing and filtering system over a large machinery catalogue, plus financing and logistics modules.</w:t>
+        <w:t>•  Developed marketplace functionality covering search, filtering, financing, logistics, and product discovery.</w:t>
       </w:r>
     </w:p>
     <w:p>
@@ -779,7 +694,7 @@
         <w:rPr>
           <w:sz w:val="21"/>
         </w:rPr>
-        <w:t>•  Implemented real-time one-to-one and group chat so buyers and sellers negotiate inside the platform.</w:t>
+        <w:t>•  Built real-time chat and communication features using Angular, Next.js, Node.js, and Socket.IO, with Stripe, MongoDB, AWS, and Docker integrations.</w:t>
       </w:r>
     </w:p>
     <w:p>
